--- a/Advanced Reactor Materials/Fall2026/Exam2_solutions.docx
+++ b/Advanced Reactor Materials/Fall2026/Exam2_solutions.docx
@@ -1,6 +1,6 @@
 
 <file path=word/document.xml><?xml version="1.0" encoding="utf-8"?>
-<w:document xmlns:wpc="http://schemas.microsoft.com/office/word/2010/wordprocessingCanvas" xmlns:cx="http://schemas.microsoft.com/office/drawing/2014/chartex" xmlns:cx1="http://schemas.microsoft.com/office/drawing/2015/9/8/chartex" xmlns:cx2="http://schemas.microsoft.com/office/drawing/2015/10/21/chartex" xmlns:cx3="http://schemas.microsoft.com/office/drawing/2016/5/9/chartex" xmlns:cx4="http://schemas.microsoft.com/office/drawing/2016/5/10/chartex" xmlns:cx5="http://schemas.microsoft.com/office/drawing/2016/5/11/chartex" xmlns:cx6="http://schemas.microsoft.com/office/drawing/2016/5/12/chartex" xmlns:cx7="http://schemas.microsoft.com/office/drawing/2016/5/13/chartex" xmlns:cx8="http://schemas.microsoft.com/office/drawing/2016/5/14/chartex" xmlns:mc="http://schemas.openxmlformats.org/markup-compatibility/2006" xmlns:aink="http://schemas.microsoft.com/office/drawing/2016/ink" xmlns:am3d="http://schemas.microsoft.com/office/drawing/2017/model3d" xmlns:o="urn:schemas-microsoft-com:office:office" xmlns:oel="http://schemas.microsoft.com/office/2019/extlst" xmlns:r="http://schemas.openxmlformats.org/officeDocument/2006/relationships" xmlns:m="http://schemas.openxmlformats.org/officeDocument/2006/math" xmlns:v="urn:schemas-microsoft-com:vml" xmlns:wp14="http://schemas.microsoft.com/office/word/2010/wordprocessingDrawing" xmlns:wp="http://schemas.openxmlformats.org/drawingml/2006/wordprocessingDrawing" xmlns:w10="urn:schemas-microsoft-com:office:word" xmlns:w="http://schemas.openxmlformats.org/wordprocessingml/2006/main" xmlns:w14="http://schemas.microsoft.com/office/word/2010/wordml" xmlns:w15="http://schemas.microsoft.com/office/word/2012/wordml" xmlns:w16cex="http://schemas.microsoft.com/office/word/2018/wordml/cex" xmlns:w16cid="http://schemas.microsoft.com/office/word/2016/wordml/cid" xmlns:w16="http://schemas.microsoft.com/office/word/2018/wordml" xmlns:w16du="http://schemas.microsoft.com/office/word/2023/wordml/word16du" xmlns:w16sdtdh="http://schemas.microsoft.com/office/word/2020/wordml/sdtdatahash" xmlns:w16sdtfl="http://schemas.microsoft.com/office/word/2024/wordml/sdtformatlock" xmlns:w16se="http://schemas.microsoft.com/office/word/2015/wordml/symex" xmlns:wpg="http://schemas.microsoft.com/office/word/2010/wordprocessingGroup" xmlns:wpi="http://schemas.microsoft.com/office/word/2010/wordprocessingInk" xmlns:wne="http://schemas.microsoft.com/office/word/2006/wordml" xmlns:wps="http://schemas.microsoft.com/office/word/2010/wordprocessingShape" mc:Ignorable="w14 w15 w16se w16cid w16 w16cex w16sdtdh w16sdtfl w16du wp14">
+<w:document xmlns:wpc="http://schemas.microsoft.com/office/word/2010/wordprocessingCanvas" xmlns:cx="http://schemas.microsoft.com/office/drawing/2014/chartex" xmlns:cx1="http://schemas.microsoft.com/office/drawing/2015/9/8/chartex" xmlns:cx2="http://schemas.microsoft.com/office/drawing/2015/10/21/chartex" xmlns:cx3="http://schemas.microsoft.com/office/drawing/2016/5/9/chartex" xmlns:cx4="http://schemas.microsoft.com/office/drawing/2016/5/10/chartex" xmlns:cx5="http://schemas.microsoft.com/office/drawing/2016/5/11/chartex" xmlns:cx6="http://schemas.microsoft.com/office/drawing/2016/5/12/chartex" xmlns:cx7="http://schemas.microsoft.com/office/drawing/2016/5/13/chartex" xmlns:cx8="http://schemas.microsoft.com/office/drawing/2016/5/14/chartex" xmlns:mc="http://schemas.openxmlformats.org/markup-compatibility/2006" xmlns:m="http://schemas.openxmlformats.org/officeDocument/2006/math" xmlns:aink="http://schemas.microsoft.com/office/drawing/2016/ink" xmlns:am3d="http://schemas.microsoft.com/office/drawing/2017/model3d" xmlns:oel="http://schemas.microsoft.com/office/2019/extlst" xmlns:r="http://schemas.openxmlformats.org/officeDocument/2006/relationships" xmlns:wp14="http://schemas.microsoft.com/office/word/2010/wordprocessingDrawing" xmlns:wp="http://schemas.openxmlformats.org/drawingml/2006/wordprocessingDrawing" xmlns:wpg="http://schemas.microsoft.com/office/word/2010/wordprocessingGroup" xmlns:wpi="http://schemas.microsoft.com/office/word/2010/wordprocessingInk" xmlns:wps="http://schemas.microsoft.com/office/word/2010/wordprocessingShape" xmlns:o="urn:schemas-microsoft-com:office:office" xmlns:v="urn:schemas-microsoft-com:vml" xmlns:w10="urn:schemas-microsoft-com:office:word" xmlns:w="http://schemas.openxmlformats.org/wordprocessingml/2006/main" xmlns:w14="http://schemas.microsoft.com/office/word/2010/wordml" xmlns:w15="http://schemas.microsoft.com/office/word/2012/wordml" xmlns:w16cex="http://schemas.microsoft.com/office/word/2018/wordml/cex" xmlns:w16cid="http://schemas.microsoft.com/office/word/2016/wordml/cid" xmlns:w16="http://schemas.microsoft.com/office/word/2018/wordml" xmlns:w16sdtdh="http://schemas.microsoft.com/office/word/2020/wordml/sdtdatahash" xmlns:w16sdtfl="http://schemas.microsoft.com/office/word/2024/wordml/sdtformatlock" xmlns:w16se="http://schemas.microsoft.com/office/word/2015/wordml/symex" xmlns:w16du="http://schemas.microsoft.com/office/word/2023/wordml/word16du" xmlns:wne="http://schemas.microsoft.com/office/word/2006/wordml" mc:Ignorable="w14 w15 w16se w16cid w16 w16cex w16sdtdh w16sdtfl w16du wp14">
   <w:body>
     <w:p>
       <w:pPr>
@@ -106,6 +106,7 @@
     </w:p>
     <w:p>
       <w:pPr>
+        <w:jc w:val="both"/>
         <w:rPr>
           <w:rFonts w:ascii="Times New Roman" w:eastAsia="Times New Roman" w:hAnsi="Times New Roman" w:cs="Times New Roman"/>
         </w:rPr>
@@ -131,6 +132,7 @@
     </w:p>
     <w:p>
       <w:pPr>
+        <w:jc w:val="both"/>
         <w:rPr>
           <w:rFonts w:ascii="Times New Roman" w:eastAsia="Times New Roman" w:hAnsi="Times New Roman" w:cs="Times New Roman"/>
         </w:rPr>
@@ -143,6 +145,7 @@
           <w:ilvl w:val="0"/>
           <w:numId w:val="1"/>
         </w:numPr>
+        <w:jc w:val="both"/>
         <w:rPr>
           <w:rFonts w:ascii="Times New Roman" w:eastAsia="Times New Roman" w:hAnsi="Times New Roman" w:cs="Times New Roman"/>
         </w:rPr>
@@ -168,13 +171,15 @@
     </w:p>
     <w:p>
       <w:pPr>
-        <w:rPr>
-          <w:rFonts w:ascii="Times New Roman" w:eastAsia="Times New Roman" w:hAnsi="Times New Roman" w:cs="Times New Roman"/>
-        </w:rPr>
-      </w:pPr>
-    </w:p>
-    <w:p>
-      <w:pPr>
+        <w:jc w:val="both"/>
+        <w:rPr>
+          <w:rFonts w:ascii="Times New Roman" w:eastAsia="Times New Roman" w:hAnsi="Times New Roman" w:cs="Times New Roman"/>
+        </w:rPr>
+      </w:pPr>
+    </w:p>
+    <w:p>
+      <w:pPr>
+        <w:jc w:val="both"/>
         <w:rPr>
           <w:rFonts w:ascii="Times New Roman" w:eastAsia="Times New Roman" w:hAnsi="Times New Roman" w:cs="Times New Roman"/>
         </w:rPr>
@@ -194,6 +199,7 @@
     </w:p>
     <w:p>
       <w:pPr>
+        <w:jc w:val="both"/>
         <w:rPr>
           <w:rFonts w:ascii="Times New Roman" w:eastAsia="Times New Roman" w:hAnsi="Times New Roman" w:cs="Times New Roman"/>
         </w:rPr>
@@ -206,6 +212,7 @@
           <w:ilvl w:val="0"/>
           <w:numId w:val="1"/>
         </w:numPr>
+        <w:jc w:val="both"/>
         <w:rPr>
           <w:rFonts w:ascii="Times New Roman" w:eastAsia="Times New Roman" w:hAnsi="Times New Roman" w:cs="Times New Roman"/>
         </w:rPr>
@@ -231,13 +238,15 @@
     </w:p>
     <w:p>
       <w:pPr>
-        <w:rPr>
-          <w:rFonts w:ascii="Times New Roman" w:eastAsia="Times New Roman" w:hAnsi="Times New Roman" w:cs="Times New Roman"/>
-        </w:rPr>
-      </w:pPr>
-    </w:p>
-    <w:p>
-      <w:pPr>
+        <w:jc w:val="both"/>
+        <w:rPr>
+          <w:rFonts w:ascii="Times New Roman" w:eastAsia="Times New Roman" w:hAnsi="Times New Roman" w:cs="Times New Roman"/>
+        </w:rPr>
+      </w:pPr>
+    </w:p>
+    <w:p>
+      <w:pPr>
+        <w:jc w:val="both"/>
         <w:rPr>
           <w:rFonts w:ascii="Times New Roman" w:eastAsia="Times New Roman" w:hAnsi="Times New Roman" w:cs="Times New Roman"/>
         </w:rPr>
@@ -275,6 +284,7 @@
     </w:p>
     <w:p>
       <w:pPr>
+        <w:jc w:val="both"/>
         <w:rPr>
           <w:rFonts w:ascii="Times New Roman" w:eastAsia="Times New Roman" w:hAnsi="Times New Roman" w:cs="Times New Roman"/>
         </w:rPr>
@@ -287,6 +297,7 @@
           <w:ilvl w:val="0"/>
           <w:numId w:val="1"/>
         </w:numPr>
+        <w:jc w:val="both"/>
         <w:rPr>
           <w:rFonts w:ascii="Times New Roman" w:eastAsia="Times New Roman" w:hAnsi="Times New Roman" w:cs="Times New Roman"/>
         </w:rPr>
@@ -312,13 +323,15 @@
     </w:p>
     <w:p>
       <w:pPr>
-        <w:rPr>
-          <w:rFonts w:ascii="Times New Roman" w:eastAsia="Times New Roman" w:hAnsi="Times New Roman" w:cs="Times New Roman"/>
-        </w:rPr>
-      </w:pPr>
-    </w:p>
-    <w:p>
-      <w:pPr>
+        <w:jc w:val="both"/>
+        <w:rPr>
+          <w:rFonts w:ascii="Times New Roman" w:eastAsia="Times New Roman" w:hAnsi="Times New Roman" w:cs="Times New Roman"/>
+        </w:rPr>
+      </w:pPr>
+    </w:p>
+    <w:p>
+      <w:pPr>
+        <w:jc w:val="both"/>
         <w:rPr>
           <w:rFonts w:ascii="Times New Roman" w:eastAsia="Times New Roman" w:hAnsi="Times New Roman" w:cs="Times New Roman"/>
         </w:rPr>
@@ -332,6 +345,7 @@
     </w:p>
     <w:p>
       <w:pPr>
+        <w:jc w:val="both"/>
         <w:rPr>
           <w:rFonts w:ascii="Times New Roman" w:eastAsia="Times New Roman" w:hAnsi="Times New Roman" w:cs="Times New Roman"/>
         </w:rPr>
@@ -344,6 +358,7 @@
           <w:ilvl w:val="0"/>
           <w:numId w:val="1"/>
         </w:numPr>
+        <w:jc w:val="both"/>
         <w:rPr>
           <w:rFonts w:ascii="Times New Roman" w:eastAsia="Times New Roman" w:hAnsi="Times New Roman" w:cs="Times New Roman"/>
         </w:rPr>
@@ -364,7 +379,7 @@
         <w:rPr>
           <w:rFonts w:ascii="Times New Roman" w:eastAsia="Times New Roman" w:hAnsi="Times New Roman" w:cs="Times New Roman"/>
         </w:rPr>
-        <w:t>2</w:t>
+        <w:t>4</w:t>
       </w:r>
       <w:r>
         <w:rPr>
@@ -375,13 +390,15 @@
     </w:p>
     <w:p>
       <w:pPr>
-        <w:rPr>
-          <w:rFonts w:ascii="Times New Roman" w:eastAsia="Times New Roman" w:hAnsi="Times New Roman" w:cs="Times New Roman"/>
-        </w:rPr>
-      </w:pPr>
-    </w:p>
-    <w:p>
-      <w:pPr>
+        <w:jc w:val="both"/>
+        <w:rPr>
+          <w:rFonts w:ascii="Times New Roman" w:eastAsia="Times New Roman" w:hAnsi="Times New Roman" w:cs="Times New Roman"/>
+        </w:rPr>
+      </w:pPr>
+    </w:p>
+    <w:p>
+      <w:pPr>
+        <w:jc w:val="both"/>
         <w:rPr>
           <w:rFonts w:ascii="Times New Roman" w:eastAsia="Times New Roman" w:hAnsi="Times New Roman" w:cs="Times New Roman"/>
         </w:rPr>
@@ -421,6 +438,7 @@
     </w:p>
     <w:p>
       <w:pPr>
+        <w:jc w:val="both"/>
         <w:rPr>
           <w:rFonts w:ascii="Times New Roman" w:eastAsia="Times New Roman" w:hAnsi="Times New Roman" w:cs="Times New Roman"/>
         </w:rPr>
@@ -433,6 +451,7 @@
           <w:ilvl w:val="0"/>
           <w:numId w:val="1"/>
         </w:numPr>
+        <w:jc w:val="both"/>
         <w:rPr>
           <w:rFonts w:ascii="Times New Roman" w:eastAsia="Times New Roman" w:hAnsi="Times New Roman" w:cs="Times New Roman"/>
         </w:rPr>
@@ -448,13 +467,15 @@
     <w:p>
       <w:pPr>
         <w:pStyle w:val="ListParagraph"/>
-        <w:rPr>
-          <w:rFonts w:ascii="Times New Roman" w:eastAsia="Times New Roman" w:hAnsi="Times New Roman" w:cs="Times New Roman"/>
-        </w:rPr>
-      </w:pPr>
-    </w:p>
-    <w:p>
-      <w:pPr>
+        <w:jc w:val="both"/>
+        <w:rPr>
+          <w:rFonts w:ascii="Times New Roman" w:eastAsia="Times New Roman" w:hAnsi="Times New Roman" w:cs="Times New Roman"/>
+        </w:rPr>
+      </w:pPr>
+    </w:p>
+    <w:p>
+      <w:pPr>
+        <w:jc w:val="both"/>
         <w:rPr>
           <w:rFonts w:ascii="Times New Roman" w:eastAsia="Times New Roman" w:hAnsi="Times New Roman" w:cs="Times New Roman"/>
         </w:rPr>
@@ -469,6 +490,7 @@
     <w:p>
       <w:pPr>
         <w:pStyle w:val="ListParagraph"/>
+        <w:jc w:val="both"/>
         <w:rPr>
           <w:rFonts w:ascii="Times New Roman" w:eastAsia="Times New Roman" w:hAnsi="Times New Roman" w:cs="Times New Roman"/>
         </w:rPr>
@@ -481,15 +503,28 @@
           <w:ilvl w:val="0"/>
           <w:numId w:val="1"/>
         </w:numPr>
-        <w:rPr>
-          <w:rFonts w:ascii="Times New Roman" w:eastAsia="Times New Roman" w:hAnsi="Times New Roman" w:cs="Times New Roman"/>
-        </w:rPr>
-      </w:pPr>
-      <w:r>
-        <w:rPr>
-          <w:rFonts w:ascii="Times New Roman" w:eastAsia="Times New Roman" w:hAnsi="Times New Roman" w:cs="Times New Roman"/>
-        </w:rPr>
-        <w:t>For metallic fuel: What is FCCI? What are the adverse effects of FCCI? What are the primary fuel and cladding species participating in FCCI? (15 pts</w:t>
+        <w:jc w:val="both"/>
+        <w:rPr>
+          <w:rFonts w:ascii="Times New Roman" w:eastAsia="Times New Roman" w:hAnsi="Times New Roman" w:cs="Times New Roman"/>
+        </w:rPr>
+      </w:pPr>
+      <w:r>
+        <w:rPr>
+          <w:rFonts w:ascii="Times New Roman" w:eastAsia="Times New Roman" w:hAnsi="Times New Roman" w:cs="Times New Roman"/>
+        </w:rPr>
+        <w:t>For metallic fuel: What is FCCI? What are the adverse effects of FCCI? What are the primary fuel and cladding species participating in FCCI? (1</w:t>
+      </w:r>
+      <w:r>
+        <w:rPr>
+          <w:rFonts w:ascii="Times New Roman" w:eastAsia="Times New Roman" w:hAnsi="Times New Roman" w:cs="Times New Roman"/>
+        </w:rPr>
+        <w:t>4</w:t>
+      </w:r>
+      <w:r>
+        <w:rPr>
+          <w:rFonts w:ascii="Times New Roman" w:eastAsia="Times New Roman" w:hAnsi="Times New Roman" w:cs="Times New Roman"/>
+        </w:rPr>
+        <w:t xml:space="preserve"> pts</w:t>
       </w:r>
       <w:r>
         <w:rPr>
@@ -500,13 +535,15 @@
     </w:p>
     <w:p>
       <w:pPr>
-        <w:rPr>
-          <w:rFonts w:ascii="Times New Roman" w:eastAsia="Times New Roman" w:hAnsi="Times New Roman" w:cs="Times New Roman"/>
-        </w:rPr>
-      </w:pPr>
-    </w:p>
-    <w:p>
-      <w:pPr>
+        <w:jc w:val="both"/>
+        <w:rPr>
+          <w:rFonts w:ascii="Times New Roman" w:eastAsia="Times New Roman" w:hAnsi="Times New Roman" w:cs="Times New Roman"/>
+        </w:rPr>
+      </w:pPr>
+    </w:p>
+    <w:p>
+      <w:pPr>
+        <w:jc w:val="both"/>
         <w:rPr>
           <w:rFonts w:ascii="Times New Roman" w:eastAsia="Times New Roman" w:hAnsi="Times New Roman" w:cs="Times New Roman"/>
         </w:rPr>
@@ -550,6 +587,7 @@
     </w:p>
     <w:p>
       <w:pPr>
+        <w:jc w:val="both"/>
         <w:rPr>
           <w:rFonts w:ascii="Times New Roman" w:eastAsia="Times New Roman" w:hAnsi="Times New Roman" w:cs="Times New Roman"/>
         </w:rPr>
@@ -562,6 +600,7 @@
           <w:ilvl w:val="0"/>
           <w:numId w:val="1"/>
         </w:numPr>
+        <w:jc w:val="both"/>
         <w:rPr>
           <w:rFonts w:ascii="Times New Roman" w:eastAsia="Times New Roman" w:hAnsi="Times New Roman" w:cs="Times New Roman"/>
         </w:rPr>
@@ -576,7 +615,7 @@
         <w:rPr>
           <w:rFonts w:ascii="Times New Roman" w:eastAsia="Times New Roman" w:hAnsi="Times New Roman" w:cs="Times New Roman"/>
         </w:rPr>
-        <w:t>5</w:t>
+        <w:t>2</w:t>
       </w:r>
       <w:r>
         <w:rPr>
@@ -587,13 +626,15 @@
     </w:p>
     <w:p>
       <w:pPr>
-        <w:rPr>
-          <w:rFonts w:ascii="Times New Roman" w:eastAsia="Times New Roman" w:hAnsi="Times New Roman" w:cs="Times New Roman"/>
-        </w:rPr>
-      </w:pPr>
-    </w:p>
-    <w:p>
-      <w:pPr>
+        <w:jc w:val="both"/>
+        <w:rPr>
+          <w:rFonts w:ascii="Times New Roman" w:eastAsia="Times New Roman" w:hAnsi="Times New Roman" w:cs="Times New Roman"/>
+        </w:rPr>
+      </w:pPr>
+    </w:p>
+    <w:p>
+      <w:pPr>
+        <w:jc w:val="both"/>
         <w:rPr>
           <w:rFonts w:ascii="Times New Roman" w:eastAsia="Times New Roman" w:hAnsi="Times New Roman" w:cs="Times New Roman"/>
         </w:rPr>
@@ -619,6 +660,7 @@
     </w:p>
     <w:p>
       <w:pPr>
+        <w:jc w:val="both"/>
         <w:rPr>
           <w:rFonts w:ascii="Times New Roman" w:eastAsia="Times New Roman" w:hAnsi="Times New Roman" w:cs="Times New Roman"/>
         </w:rPr>
@@ -631,6 +673,7 @@
           <w:ilvl w:val="0"/>
           <w:numId w:val="1"/>
         </w:numPr>
+        <w:jc w:val="both"/>
         <w:rPr>
           <w:rFonts w:ascii="Times New Roman" w:eastAsia="Times New Roman" w:hAnsi="Times New Roman" w:cs="Times New Roman"/>
         </w:rPr>
@@ -645,18 +688,32 @@
         <w:rPr>
           <w:rFonts w:ascii="Times New Roman" w:eastAsia="Times New Roman" w:hAnsi="Times New Roman" w:cs="Times New Roman"/>
         </w:rPr>
-        <w:t>(8 pts)</w:t>
-      </w:r>
-    </w:p>
-    <w:p>
-      <w:pPr>
-        <w:rPr>
-          <w:rFonts w:ascii="Times New Roman" w:eastAsia="Times New Roman" w:hAnsi="Times New Roman" w:cs="Times New Roman"/>
-        </w:rPr>
-      </w:pPr>
-    </w:p>
-    <w:p>
-      <w:pPr>
+        <w:t>(</w:t>
+      </w:r>
+      <w:r>
+        <w:rPr>
+          <w:rFonts w:ascii="Times New Roman" w:eastAsia="Times New Roman" w:hAnsi="Times New Roman" w:cs="Times New Roman"/>
+        </w:rPr>
+        <w:t>10</w:t>
+      </w:r>
+      <w:r>
+        <w:rPr>
+          <w:rFonts w:ascii="Times New Roman" w:eastAsia="Times New Roman" w:hAnsi="Times New Roman" w:cs="Times New Roman"/>
+        </w:rPr>
+        <w:t xml:space="preserve"> pts)</w:t>
+      </w:r>
+    </w:p>
+    <w:p>
+      <w:pPr>
+        <w:jc w:val="both"/>
+        <w:rPr>
+          <w:rFonts w:ascii="Times New Roman" w:eastAsia="Times New Roman" w:hAnsi="Times New Roman" w:cs="Times New Roman"/>
+        </w:rPr>
+      </w:pPr>
+    </w:p>
+    <w:p>
+      <w:pPr>
+        <w:jc w:val="both"/>
         <w:rPr>
           <w:rFonts w:ascii="Times New Roman" w:eastAsia="Times New Roman" w:hAnsi="Times New Roman" w:cs="Times New Roman"/>
         </w:rPr>
@@ -684,6 +741,7 @@
     </w:p>
     <w:p>
       <w:pPr>
+        <w:jc w:val="both"/>
         <w:rPr>
           <w:rFonts w:ascii="Times New Roman" w:eastAsia="Times New Roman" w:hAnsi="Times New Roman" w:cs="Times New Roman"/>
         </w:rPr>
@@ -696,6 +754,7 @@
           <w:ilvl w:val="0"/>
           <w:numId w:val="1"/>
         </w:numPr>
+        <w:jc w:val="both"/>
         <w:rPr>
           <w:rFonts w:ascii="Times New Roman" w:eastAsia="Times New Roman" w:hAnsi="Times New Roman" w:cs="Times New Roman"/>
         </w:rPr>
@@ -715,13 +774,15 @@
     </w:p>
     <w:p>
       <w:pPr>
-        <w:rPr>
-          <w:rFonts w:ascii="Times New Roman" w:eastAsia="Times New Roman" w:hAnsi="Times New Roman" w:cs="Times New Roman"/>
-        </w:rPr>
-      </w:pPr>
-    </w:p>
-    <w:p>
-      <w:pPr>
+        <w:jc w:val="both"/>
+        <w:rPr>
+          <w:rFonts w:ascii="Times New Roman" w:eastAsia="Times New Roman" w:hAnsi="Times New Roman" w:cs="Times New Roman"/>
+        </w:rPr>
+      </w:pPr>
+    </w:p>
+    <w:p>
+      <w:pPr>
+        <w:jc w:val="both"/>
         <w:rPr>
           <w:rFonts w:ascii="Times New Roman" w:eastAsia="Times New Roman" w:hAnsi="Times New Roman" w:cs="Times New Roman"/>
         </w:rPr>
@@ -758,18 +819,19 @@
         <w:rPr>
           <w:rFonts w:ascii="Times New Roman" w:eastAsia="Times New Roman" w:hAnsi="Times New Roman" w:cs="Times New Roman"/>
         </w:rPr>
-        <w:t xml:space="preserve">. This is an oxide layer that forms on the outer surface of the fuel pellet in between the cladding and the fuel. The diffusion of volatile fission products down the temperature gradient, combined with extra oxygen available at the fuel pellet rim, leads to the </w:t>
+        <w:t xml:space="preserve">. This is an oxide layer that forms on the outer surface of the fuel pellet in between the cladding and the fuel. The diffusion of volatile fission products down the temperature gradient, combined with extra oxygen available at the fuel pellet rim, leads to the formation of Cs-Mo-O phases. JOG can improve the effective thermal conductivity of the fuel system by filling in the gap </w:t>
       </w:r>
       <w:r>
         <w:rPr>
           <w:rFonts w:ascii="Times New Roman" w:eastAsia="Times New Roman" w:hAnsi="Times New Roman" w:cs="Times New Roman"/>
         </w:rPr>
         <w:lastRenderedPageBreak/>
-        <w:t xml:space="preserve">formation of Cs-Mo-O phases. JOG can improve the effective thermal conductivity of the fuel system by filling in the gap and can serve as a mechanical buffer to PCMI. However, the fission products can contribute to cladding corrosion. </w:t>
-      </w:r>
-    </w:p>
-    <w:p>
-      <w:pPr>
+        <w:t xml:space="preserve">and can serve as a mechanical buffer to PCMI. However, the fission products can contribute to cladding corrosion. </w:t>
+      </w:r>
+    </w:p>
+    <w:p>
+      <w:pPr>
+        <w:jc w:val="both"/>
         <w:rPr>
           <w:rFonts w:ascii="Times New Roman" w:eastAsia="Times New Roman" w:hAnsi="Times New Roman" w:cs="Times New Roman"/>
         </w:rPr>
@@ -782,6 +844,7 @@
           <w:ilvl w:val="0"/>
           <w:numId w:val="1"/>
         </w:numPr>
+        <w:jc w:val="both"/>
         <w:rPr>
           <w:rFonts w:ascii="Times New Roman" w:eastAsia="Times New Roman" w:hAnsi="Times New Roman" w:cs="Times New Roman"/>
         </w:rPr>
@@ -807,13 +870,15 @@
     </w:p>
     <w:p>
       <w:pPr>
-        <w:rPr>
-          <w:rFonts w:ascii="Times New Roman" w:eastAsia="Times New Roman" w:hAnsi="Times New Roman" w:cs="Times New Roman"/>
-        </w:rPr>
-      </w:pPr>
-    </w:p>
-    <w:p>
-      <w:pPr>
+        <w:jc w:val="both"/>
+        <w:rPr>
+          <w:rFonts w:ascii="Times New Roman" w:eastAsia="Times New Roman" w:hAnsi="Times New Roman" w:cs="Times New Roman"/>
+        </w:rPr>
+      </w:pPr>
+    </w:p>
+    <w:p>
+      <w:pPr>
+        <w:jc w:val="both"/>
         <w:rPr>
           <w:rFonts w:ascii="Times New Roman" w:eastAsia="Times New Roman" w:hAnsi="Times New Roman" w:cs="Times New Roman"/>
         </w:rPr>
@@ -881,7 +946,7 @@
 </file>
 
 <file path=word/numbering.xml><?xml version="1.0" encoding="utf-8"?>
-<w:numbering xmlns:wpc="http://schemas.microsoft.com/office/word/2010/wordprocessingCanvas" xmlns:cx="http://schemas.microsoft.com/office/drawing/2014/chartex" xmlns:cx1="http://schemas.microsoft.com/office/drawing/2015/9/8/chartex" xmlns:cx2="http://schemas.microsoft.com/office/drawing/2015/10/21/chartex" xmlns:cx3="http://schemas.microsoft.com/office/drawing/2016/5/9/chartex" xmlns:cx4="http://schemas.microsoft.com/office/drawing/2016/5/10/chartex" xmlns:cx5="http://schemas.microsoft.com/office/drawing/2016/5/11/chartex" xmlns:cx6="http://schemas.microsoft.com/office/drawing/2016/5/12/chartex" xmlns:cx7="http://schemas.microsoft.com/office/drawing/2016/5/13/chartex" xmlns:cx8="http://schemas.microsoft.com/office/drawing/2016/5/14/chartex" xmlns:mc="http://schemas.openxmlformats.org/markup-compatibility/2006" xmlns:aink="http://schemas.microsoft.com/office/drawing/2016/ink" xmlns:am3d="http://schemas.microsoft.com/office/drawing/2017/model3d" xmlns:o="urn:schemas-microsoft-com:office:office" xmlns:oel="http://schemas.microsoft.com/office/2019/extlst" xmlns:r="http://schemas.openxmlformats.org/officeDocument/2006/relationships" xmlns:m="http://schemas.openxmlformats.org/officeDocument/2006/math" xmlns:v="urn:schemas-microsoft-com:vml" xmlns:wp14="http://schemas.microsoft.com/office/word/2010/wordprocessingDrawing" xmlns:wp="http://schemas.openxmlformats.org/drawingml/2006/wordprocessingDrawing" xmlns:w10="urn:schemas-microsoft-com:office:word" xmlns:w="http://schemas.openxmlformats.org/wordprocessingml/2006/main" xmlns:w14="http://schemas.microsoft.com/office/word/2010/wordml" xmlns:w15="http://schemas.microsoft.com/office/word/2012/wordml" xmlns:w16cex="http://schemas.microsoft.com/office/word/2018/wordml/cex" xmlns:w16cid="http://schemas.microsoft.com/office/word/2016/wordml/cid" xmlns:w16="http://schemas.microsoft.com/office/word/2018/wordml" xmlns:w16du="http://schemas.microsoft.com/office/word/2023/wordml/word16du" xmlns:w16sdtdh="http://schemas.microsoft.com/office/word/2020/wordml/sdtdatahash" xmlns:w16sdtfl="http://schemas.microsoft.com/office/word/2024/wordml/sdtformatlock" xmlns:w16se="http://schemas.microsoft.com/office/word/2015/wordml/symex" xmlns:wpg="http://schemas.microsoft.com/office/word/2010/wordprocessingGroup" xmlns:wpi="http://schemas.microsoft.com/office/word/2010/wordprocessingInk" xmlns:wne="http://schemas.microsoft.com/office/word/2006/wordml" xmlns:wps="http://schemas.microsoft.com/office/word/2010/wordprocessingShape" mc:Ignorable="w14 w15 w16se w16cid w16 w16cex w16sdtdh w16sdtfl w16du wp14">
+<w:numbering xmlns:wpc="http://schemas.microsoft.com/office/word/2010/wordprocessingCanvas" xmlns:cx="http://schemas.microsoft.com/office/drawing/2014/chartex" xmlns:cx1="http://schemas.microsoft.com/office/drawing/2015/9/8/chartex" xmlns:cx2="http://schemas.microsoft.com/office/drawing/2015/10/21/chartex" xmlns:cx3="http://schemas.microsoft.com/office/drawing/2016/5/9/chartex" xmlns:cx4="http://schemas.microsoft.com/office/drawing/2016/5/10/chartex" xmlns:cx5="http://schemas.microsoft.com/office/drawing/2016/5/11/chartex" xmlns:cx6="http://schemas.microsoft.com/office/drawing/2016/5/12/chartex" xmlns:cx7="http://schemas.microsoft.com/office/drawing/2016/5/13/chartex" xmlns:cx8="http://schemas.microsoft.com/office/drawing/2016/5/14/chartex" xmlns:mc="http://schemas.openxmlformats.org/markup-compatibility/2006" xmlns:m="http://schemas.openxmlformats.org/officeDocument/2006/math" xmlns:aink="http://schemas.microsoft.com/office/drawing/2016/ink" xmlns:am3d="http://schemas.microsoft.com/office/drawing/2017/model3d" xmlns:oel="http://schemas.microsoft.com/office/2019/extlst" xmlns:r="http://schemas.openxmlformats.org/officeDocument/2006/relationships" xmlns:wp14="http://schemas.microsoft.com/office/word/2010/wordprocessingDrawing" xmlns:wp="http://schemas.openxmlformats.org/drawingml/2006/wordprocessingDrawing" xmlns:wpg="http://schemas.microsoft.com/office/word/2010/wordprocessingGroup" xmlns:wpi="http://schemas.microsoft.com/office/word/2010/wordprocessingInk" xmlns:wps="http://schemas.microsoft.com/office/word/2010/wordprocessingShape" xmlns:o="urn:schemas-microsoft-com:office:office" xmlns:v="urn:schemas-microsoft-com:vml" xmlns:w10="urn:schemas-microsoft-com:office:word" xmlns:w="http://schemas.openxmlformats.org/wordprocessingml/2006/main" xmlns:w14="http://schemas.microsoft.com/office/word/2010/wordml" xmlns:w15="http://schemas.microsoft.com/office/word/2012/wordml" xmlns:w16cex="http://schemas.microsoft.com/office/word/2018/wordml/cex" xmlns:w16cid="http://schemas.microsoft.com/office/word/2016/wordml/cid" xmlns:w16="http://schemas.microsoft.com/office/word/2018/wordml" xmlns:w16sdtdh="http://schemas.microsoft.com/office/word/2020/wordml/sdtdatahash" xmlns:w16sdtfl="http://schemas.microsoft.com/office/word/2024/wordml/sdtformatlock" xmlns:w16se="http://schemas.microsoft.com/office/word/2015/wordml/symex" xmlns:w16du="http://schemas.microsoft.com/office/word/2023/wordml/word16du" xmlns:wne="http://schemas.microsoft.com/office/word/2006/wordml" mc:Ignorable="w14 w15 w16se w16cid w16 w16cex w16sdtdh w16sdtfl w16du wp14">
   <w:abstractNum w:abstractNumId="0" w15:restartNumberingAfterBreak="0">
     <w:nsid w:val="300434AF"/>
     <w:multiLevelType w:val="hybridMultilevel"/>
@@ -978,7 +1043,7 @@
 </file>
 
 <file path=word/styles.xml><?xml version="1.0" encoding="utf-8"?>
-<w:styles xmlns:mc="http://schemas.openxmlformats.org/markup-compatibility/2006" xmlns:r="http://schemas.openxmlformats.org/officeDocument/2006/relationships" xmlns:w="http://schemas.openxmlformats.org/wordprocessingml/2006/main" xmlns:w14="http://schemas.microsoft.com/office/word/2010/wordml" xmlns:w15="http://schemas.microsoft.com/office/word/2012/wordml" xmlns:w16cex="http://schemas.microsoft.com/office/word/2018/wordml/cex" xmlns:w16cid="http://schemas.microsoft.com/office/word/2016/wordml/cid" xmlns:w16="http://schemas.microsoft.com/office/word/2018/wordml" xmlns:w16du="http://schemas.microsoft.com/office/word/2023/wordml/word16du" xmlns:w16sdtdh="http://schemas.microsoft.com/office/word/2020/wordml/sdtdatahash" xmlns:w16sdtfl="http://schemas.microsoft.com/office/word/2024/wordml/sdtformatlock" xmlns:w16se="http://schemas.microsoft.com/office/word/2015/wordml/symex" mc:Ignorable="w14 w15 w16se w16cid w16 w16cex w16sdtdh w16sdtfl w16du">
+<w:styles xmlns:mc="http://schemas.openxmlformats.org/markup-compatibility/2006" xmlns:r="http://schemas.openxmlformats.org/officeDocument/2006/relationships" xmlns:w="http://schemas.openxmlformats.org/wordprocessingml/2006/main" xmlns:w14="http://schemas.microsoft.com/office/word/2010/wordml" xmlns:w15="http://schemas.microsoft.com/office/word/2012/wordml" xmlns:w16cex="http://schemas.microsoft.com/office/word/2018/wordml/cex" xmlns:w16cid="http://schemas.microsoft.com/office/word/2016/wordml/cid" xmlns:w16="http://schemas.microsoft.com/office/word/2018/wordml" xmlns:w16sdtdh="http://schemas.microsoft.com/office/word/2020/wordml/sdtdatahash" xmlns:w16sdtfl="http://schemas.microsoft.com/office/word/2024/wordml/sdtformatlock" xmlns:w16se="http://schemas.microsoft.com/office/word/2015/wordml/symex" xmlns:w16du="http://schemas.microsoft.com/office/word/2023/wordml/word16du" mc:Ignorable="w14 w15 w16se w16cid w16 w16cex w16sdtdh w16sdtfl w16du">
   <w:docDefaults>
     <w:rPrDefault>
       <w:rPr>

--- a/Advanced Reactor Materials/Fall2026/Exam2_solutions.docx
+++ b/Advanced Reactor Materials/Fall2026/Exam2_solutions.docx
@@ -552,7 +552,31 @@
         <w:rPr>
           <w:rFonts w:ascii="Times New Roman" w:eastAsia="Times New Roman" w:hAnsi="Times New Roman" w:cs="Times New Roman"/>
         </w:rPr>
-        <w:t>Fuel cladding chemical interaction. The fuel comes into contact with the cladding due to swelling, fuel constituents and fission products can chemically interact with the cladding to form a variety of phases. These phases are often intermetallic, brittle, with low melting points, wasting away the cladding and increasing the likelihood of cladding failure. Low</w:t>
+        <w:t xml:space="preserve">Fuel cladding chemical interaction. The fuel comes into contact with the cladding due to swelling, fuel constituents and fission products can chemically interact with the cladding to form a variety of phases. </w:t>
+      </w:r>
+      <w:r>
+        <w:rPr>
+          <w:rFonts w:ascii="Times New Roman" w:eastAsia="Times New Roman" w:hAnsi="Times New Roman" w:cs="Times New Roman"/>
+        </w:rPr>
+        <w:t xml:space="preserve">Cladding species can diffuse into the fuel, and fission products can diffuse into the cladding. </w:t>
+      </w:r>
+      <w:r>
+        <w:rPr>
+          <w:rFonts w:ascii="Times New Roman" w:eastAsia="Times New Roman" w:hAnsi="Times New Roman" w:cs="Times New Roman"/>
+        </w:rPr>
+        <w:t>The</w:t>
+      </w:r>
+      <w:r>
+        <w:rPr>
+          <w:rFonts w:ascii="Times New Roman" w:eastAsia="Times New Roman" w:hAnsi="Times New Roman" w:cs="Times New Roman"/>
+        </w:rPr>
+        <w:t xml:space="preserve"> FCCI</w:t>
+      </w:r>
+      <w:r>
+        <w:rPr>
+          <w:rFonts w:ascii="Times New Roman" w:eastAsia="Times New Roman" w:hAnsi="Times New Roman" w:cs="Times New Roman"/>
+        </w:rPr>
+        <w:t xml:space="preserve"> phases are often intermetallic, brittle, with low melting points, wasting away the cladding and increasing the likelihood of cladding failure. Low</w:t>
       </w:r>
       <w:r>
         <w:rPr>
@@ -564,7 +588,19 @@
         <w:rPr>
           <w:rFonts w:ascii="Times New Roman" w:eastAsia="Times New Roman" w:hAnsi="Times New Roman" w:cs="Times New Roman"/>
         </w:rPr>
-        <w:t xml:space="preserve">melting phases can potentially redistribute the fuel, leading to safety concerns. Nd and Ce are the primary fission products, U and Zr are the primary native fuel species, and Cr and Fe are the primary cladding species </w:t>
+        <w:t>melting phases can potentially redistribute the fuel, leading to safety concerns. Nd and Ce are the primary fission products, U</w:t>
+      </w:r>
+      <w:r>
+        <w:rPr>
+          <w:rFonts w:ascii="Times New Roman" w:eastAsia="Times New Roman" w:hAnsi="Times New Roman" w:cs="Times New Roman"/>
+        </w:rPr>
+        <w:t>/Pu</w:t>
+      </w:r>
+      <w:r>
+        <w:rPr>
+          <w:rFonts w:ascii="Times New Roman" w:eastAsia="Times New Roman" w:hAnsi="Times New Roman" w:cs="Times New Roman"/>
+        </w:rPr>
+        <w:t xml:space="preserve"> and Zr are the primary native fuel species, and Cr and Fe are the primary cladding species </w:t>
       </w:r>
       <w:r>
         <w:rPr>
@@ -819,14 +855,14 @@
         <w:rPr>
           <w:rFonts w:ascii="Times New Roman" w:eastAsia="Times New Roman" w:hAnsi="Times New Roman" w:cs="Times New Roman"/>
         </w:rPr>
-        <w:t xml:space="preserve">. This is an oxide layer that forms on the outer surface of the fuel pellet in between the cladding and the fuel. The diffusion of volatile fission products down the temperature gradient, combined with extra oxygen available at the fuel pellet rim, leads to the formation of Cs-Mo-O phases. JOG can improve the effective thermal conductivity of the fuel system by filling in the gap </w:t>
+        <w:t xml:space="preserve">. This is an oxide layer that forms on the outer surface of the fuel pellet in between the cladding and the fuel. The diffusion of volatile fission products down the temperature gradient, combined with extra oxygen available at the fuel pellet rim, leads to the formation of Cs-Mo-O </w:t>
       </w:r>
       <w:r>
         <w:rPr>
           <w:rFonts w:ascii="Times New Roman" w:eastAsia="Times New Roman" w:hAnsi="Times New Roman" w:cs="Times New Roman"/>
         </w:rPr>
         <w:lastRenderedPageBreak/>
-        <w:t xml:space="preserve">and can serve as a mechanical buffer to PCMI. However, the fission products can contribute to cladding corrosion. </w:t>
+        <w:t xml:space="preserve">phases. JOG can improve the effective thermal conductivity of the fuel system by filling in the gap and can serve as a mechanical buffer to PCMI. However, the fission products can contribute to cladding corrosion. </w:t>
       </w:r>
     </w:p>
     <w:p>
